--- a/thesis/docx/chapter09_falsification.docx
+++ b/thesis/docx/chapter09_falsification.docx
@@ -4457,6 +4457,36 @@
       </w:pPr>
       <w:r>
         <w:rPr>
+          <w:i/>
+          <w:iCs/>
+        </w:rPr>
+        <w:t xml:space="preserve">Fixed.</w:t>
+      </w:r>
+      <w:r>
+        <w:t xml:space="preserve"> </w:t>
+      </w:r>
+      <w:r>
+        <w:t xml:space="preserve">The comment now states the current triple over 7,008 compounds and records what it used to</w:t>
+      </w:r>
+      <w:r>
+        <w:t xml:space="preserve"> </w:t>
+      </w:r>
+      <w:r>
+        <w:t xml:space="preserve">say and why the wrong denominator survived: 15,609 agrees with the H2 accuracy to three decimals, so</w:t>
+      </w:r>
+      <w:r>
+        <w:t xml:space="preserve"> </w:t>
+      </w:r>
+      <w:r>
+        <w:t xml:space="preserve">a wrong number sat beside a right-looking one.</w:t>
+      </w:r>
+    </w:p>
+    <w:p>
+      <w:pPr>
+        <w:pStyle w:val="BodyText"/>
+      </w:pPr>
+      <w:r>
+        <w:rPr>
           <w:b/>
           <w:bCs/>
         </w:rPr>
@@ -4851,6 +4881,175 @@
       </w:pPr>
       <w:r>
         <w:rPr>
+          <w:i/>
+          <w:iCs/>
+        </w:rPr>
+        <w:t xml:space="preserve">Fixed, and the fix found a worse defect than this chapter had.</w:t>
+      </w:r>
+      <w:r>
+        <w:t xml:space="preserve"> </w:t>
+      </w:r>
+      <w:r>
+        <w:rPr>
+          <w:rStyle w:val="VerbatimChar"/>
+        </w:rPr>
+        <w:t xml:space="preserve">FAMILY_COFIRE</w:t>
+      </w:r>
+      <w:r>
+        <w:t xml:space="preserve"> </w:t>
+      </w:r>
+      <w:r>
+        <w:t xml:space="preserve">is now derived from</w:t>
+      </w:r>
+      <w:r>
+        <w:t xml:space="preserve"> </w:t>
+      </w:r>
+      <w:r>
+        <w:t xml:space="preserve">the artefact by a function rather than restated, so it cannot drift again. Deriving it required the</w:t>
+      </w:r>
+      <w:r>
+        <w:t xml:space="preserve"> </w:t>
+      </w:r>
+      <w:r>
+        <w:t xml:space="preserve">artefact to carry denominators, because every rate in it is a multiple of 1/400 and a conditional</w:t>
+      </w:r>
+      <w:r>
+        <w:t xml:space="preserve"> </w:t>
+      </w:r>
+      <w:r>
+        <w:t xml:space="preserve">probability of 1.000 computed from a single joint compound is indistinguishable in the file from a</w:t>
+      </w:r>
+      <w:r>
+        <w:t xml:space="preserve"> </w:t>
+      </w:r>
+      <w:r>
+        <w:t xml:space="preserve">well-supported certainty. That is exactly what the nicotinic row was: the interface asserted</w:t>
+      </w:r>
+      <w:r>
+        <w:t xml:space="preserve"> </w:t>
+      </w:r>
+      <w:r>
+        <w:t xml:space="preserve">“r = 0.35, the least correlated family measured”</w:t>
+      </w:r>
+      <w:r>
+        <w:t xml:space="preserve">, a family-level conclusion, on a pair whose joint</w:t>
+      </w:r>
+      <w:r>
+        <w:t xml:space="preserve"> </w:t>
+      </w:r>
+      <w:r>
+        <w:t xml:space="preserve">engagement rests on</w:t>
+      </w:r>
+      <w:r>
+        <w:t xml:space="preserve"> </w:t>
+      </w:r>
+      <w:r>
+        <w:rPr>
+          <w:b/>
+          <w:bCs/>
+        </w:rPr>
+        <w:t xml:space="preserve">one</w:t>
+      </w:r>
+      <w:r>
+        <w:t xml:space="preserve"> </w:t>
+      </w:r>
+      <w:r>
+        <w:t xml:space="preserve">approved drug.</w:t>
+      </w:r>
+      <w:r>
+        <w:t xml:space="preserve"> </w:t>
+      </w:r>
+      <w:r>
+        <w:rPr>
+          <w:rStyle w:val="VerbatimChar"/>
+        </w:rPr>
+        <w:t xml:space="preserve">inv_panel_independence.py</w:t>
+      </w:r>
+      <w:r>
+        <w:t xml:space="preserve"> </w:t>
+      </w:r>
+      <w:r>
+        <w:t xml:space="preserve">now records</w:t>
+      </w:r>
+      <w:r>
+        <w:t xml:space="preserve"> </w:t>
+      </w:r>
+      <w:r>
+        <w:rPr>
+          <w:rStyle w:val="VerbatimChar"/>
+        </w:rPr>
+        <w:t xml:space="preserve">n_drugs</w:t>
+      </w:r>
+      <w:r>
+        <w:t xml:space="preserve">,</w:t>
+      </w:r>
+      <w:r>
+        <w:t xml:space="preserve"> </w:t>
+      </w:r>
+      <w:r>
+        <w:rPr>
+          <w:rStyle w:val="VerbatimChar"/>
+        </w:rPr>
+        <w:t xml:space="preserve">n_a</w:t>
+      </w:r>
+      <w:r>
+        <w:t xml:space="preserve">,</w:t>
+      </w:r>
+      <w:r>
+        <w:t xml:space="preserve"> </w:t>
+      </w:r>
+      <w:r>
+        <w:rPr>
+          <w:rStyle w:val="VerbatimChar"/>
+        </w:rPr>
+        <w:t xml:space="preserve">n_b</w:t>
+      </w:r>
+      <w:r>
+        <w:t xml:space="preserve"> </w:t>
+      </w:r>
+      <w:r>
+        <w:t xml:space="preserve">and</w:t>
+      </w:r>
+      <w:r>
+        <w:t xml:space="preserve"> </w:t>
+      </w:r>
+      <w:r>
+        <w:rPr>
+          <w:rStyle w:val="VerbatimChar"/>
+        </w:rPr>
+        <w:t xml:space="preserve">n_joint</w:t>
+      </w:r>
+      <w:r>
+        <w:t xml:space="preserve">, and a pair is reported only when at least ten approved drugs engage both.</w:t>
+      </w:r>
+      <w:r>
+        <w:t xml:space="preserve"> </w:t>
+      </w:r>
+      <w:r>
+        <w:t xml:space="preserve">Regenerating reproduced every pre-existing column exactly and left</w:t>
+      </w:r>
+      <w:r>
+        <w:t xml:space="preserve"> </w:t>
+      </w:r>
+      <w:r>
+        <w:rPr>
+          <w:rStyle w:val="VerbatimChar"/>
+        </w:rPr>
+        <w:t xml:space="preserve">VERDICTS.csv</w:t>
+      </w:r>
+      <w:r>
+        <w:t xml:space="preserve"> </w:t>
+      </w:r>
+      <w:r>
+        <w:t xml:space="preserve">unchanged.</w:t>
+      </w:r>
+    </w:p>
+    <w:p>
+      <w:pPr>
+        <w:pStyle w:val="BodyText"/>
+      </w:pPr>
+      <w:r>
+        <w:rPr>
           <w:b/>
           <w:bCs/>
         </w:rPr>
@@ -4967,6 +5166,123 @@
       </w:r>
       <w:r>
         <w:t xml:space="preserve">re-running the sequence the correction was designed to avoid.</w:t>
+      </w:r>
+    </w:p>
+    <w:p>
+      <w:pPr>
+        <w:pStyle w:val="BodyText"/>
+      </w:pPr>
+      <w:r>
+        <w:rPr>
+          <w:i/>
+          <w:iCs/>
+        </w:rPr>
+        <w:t xml:space="preserve">Fixed, without re-running the sequence.</w:t>
+      </w:r>
+      <w:r>
+        <w:t xml:space="preserve"> </w:t>
+      </w:r>
+      <w:r>
+        <w:t xml:space="preserve">The dilemma above was real and the resolution is narrower</w:t>
+      </w:r>
+      <w:r>
+        <w:t xml:space="preserve"> </w:t>
+      </w:r>
+      <w:r>
+        <w:t xml:space="preserve">than either horn of it. Four of the file’s six columns were already correct; only the two reported</w:t>
+      </w:r>
+      <w:r>
+        <w:t xml:space="preserve"> </w:t>
+      </w:r>
+      <w:r>
+        <w:t xml:space="preserve">ones were stale.</w:t>
+      </w:r>
+      <w:r>
+        <w:t xml:space="preserve"> </w:t>
+      </w:r>
+      <w:r>
+        <w:rPr>
+          <w:rStyle w:val="VerbatimChar"/>
+        </w:rPr>
+        <w:t xml:space="preserve">refresh_background_specificity.py</w:t>
+      </w:r>
+      <w:r>
+        <w:t xml:space="preserve"> </w:t>
+      </w:r>
+      <w:r>
+        <w:t xml:space="preserve">updates those two from the registry and leaves</w:t>
+      </w:r>
+      <w:r>
+        <w:t xml:space="preserve"> </w:t>
+      </w:r>
+      <w:r>
+        <w:t xml:space="preserve">every operating threshold untouched, which is verifiable: after the repair no threshold and no</w:t>
+      </w:r>
+      <w:r>
+        <w:t xml:space="preserve"> </w:t>
+      </w:r>
+      <w:r>
+        <w:t xml:space="preserve">background false-positive rate moved on any of the 47 endpoints, and the file now agrees with the</w:t>
+      </w:r>
+      <w:r>
+        <w:t xml:space="preserve"> </w:t>
+      </w:r>
+      <w:r>
+        <w:t xml:space="preserve">registry on all 47 with zero disagreements. A byte-identical copy shipped in the submission package</w:t>
+      </w:r>
+      <w:r>
+        <w:t xml:space="preserve"> </w:t>
+      </w:r>
+      <w:r>
+        <w:t xml:space="preserve">and was updated with it, which matters more than the local file:</w:t>
+      </w:r>
+      <w:r>
+        <w:t xml:space="preserve"> </w:t>
+      </w:r>
+      <w:r>
+        <w:rPr>
+          <w:b/>
+          <w:bCs/>
+        </w:rPr>
+        <w:t xml:space="preserve">the disagreement was visible to</w:t>
+      </w:r>
+      <w:r>
+        <w:rPr>
+          <w:b/>
+          <w:bCs/>
+        </w:rPr>
+        <w:t xml:space="preserve"> </w:t>
+      </w:r>
+      <w:r>
+        <w:rPr>
+          <w:b/>
+          <w:bCs/>
+        </w:rPr>
+        <w:t xml:space="preserve">reviewers before it was visible to us.</w:t>
+      </w:r>
+      <w:r>
+        <w:t xml:space="preserve"> </w:t>
+      </w:r>
+      <w:r>
+        <w:t xml:space="preserve">Two tests now pin both, since the freshness graph cannot</w:t>
+      </w:r>
+      <w:r>
+        <w:t xml:space="preserve"> </w:t>
+      </w:r>
+      <w:r>
+        <w:t xml:space="preserve">catch this class for the reason recorded at</w:t>
+      </w:r>
+      <w:r>
+        <w:t xml:space="preserve"> </w:t>
+      </w:r>
+      <w:r>
+        <w:rPr>
+          <w:rStyle w:val="VerbatimChar"/>
+        </w:rPr>
+        <w:t xml:space="preserve">check_freshness.py:110</w:t>
+      </w:r>
+      <w:r>
+        <w:t xml:space="preserve">.</w:t>
       </w:r>
     </w:p>
     <w:p>

--- a/thesis/docx/chapter09_falsification.docx
+++ b/thesis/docx/chapter09_falsification.docx
@@ -5519,7 +5519,7 @@
         <w:t xml:space="preserve"> </w:t>
       </w:r>
       <w:r>
-        <w:t xml:space="preserve">hypothesis. Its evidence is the external set in Chapter 8, AUROC 0.7934 on 241 unseen drugs, which is</w:t>
+        <w:t xml:space="preserve">hypothesis. Its evidence is the external set in Chapter 8, AUROC 0.7666 on 227 unseen drugs, which is</w:t>
       </w:r>
       <w:r>
         <w:t xml:space="preserve"> </w:t>

--- a/thesis/docx/chapter09_falsification.docx
+++ b/thesis/docx/chapter09_falsification.docx
@@ -316,13 +316,13 @@
       </w:r>
     </w:p>
     <w:bookmarkEnd w:id="10"/>
-    <w:bookmarkStart w:id="11" w:name="the-nine-hypotheses"/>
+    <w:bookmarkStart w:id="11" w:name="the-ten-hypotheses"/>
     <w:p>
       <w:pPr>
         <w:pStyle w:val="Heading2"/>
       </w:pPr>
       <w:r>
-        <w:t xml:space="preserve">9.3 The nine hypotheses</w:t>
+        <w:t xml:space="preserve">9.3 The ten hypotheses</w:t>
       </w:r>
     </w:p>
     <w:p>
@@ -330,7 +330,7 @@
         <w:pStyle w:val="FirstParagraph"/>
       </w:pPr>
       <w:r>
-        <w:t xml:space="preserve">Four hypotheses were refuted, four supported and one weakened</w:t>
+        <w:t xml:space="preserve">Four hypotheses were refuted, four supported and two weakened</w:t>
       </w:r>
       <w:r>
         <w:t xml:space="preserve"> </w:t>
@@ -875,13 +875,63 @@
           </w:p>
         </w:tc>
       </w:tr>
+      <w:tr>
+        <w:tc>
+          <w:tcPr/>
+          <w:p>
+            <w:pPr>
+              <w:pStyle w:val="Compact"/>
+            </w:pPr>
+            <w:r>
+              <w:t xml:space="preserve">H10</w:t>
+            </w:r>
+          </w:p>
+        </w:tc>
+        <w:tc>
+          <w:tcPr/>
+          <w:p>
+            <w:pPr>
+              <w:pStyle w:val="Compact"/>
+            </w:pPr>
+            <w:r>
+              <w:t xml:space="preserve">The barrier model earns its place over a descriptor rule</w:t>
+            </w:r>
+          </w:p>
+        </w:tc>
+        <w:tc>
+          <w:tcPr/>
+          <w:p>
+            <w:pPr>
+              <w:pStyle w:val="Compact"/>
+            </w:pPr>
+            <w:r>
+              <w:t xml:space="preserve">WEAKENED</w:t>
+            </w:r>
+          </w:p>
+        </w:tc>
+        <w:tc>
+          <w:tcPr/>
+          <w:p>
+            <w:pPr>
+              <w:pStyle w:val="Compact"/>
+            </w:pPr>
+            <w:r>
+              <w:rPr>
+                <w:b/>
+                <w:bCs/>
+              </w:rPr>
+              <w:t xml:space="preserve">10.3</w:t>
+            </w:r>
+          </w:p>
+        </w:tc>
+      </w:tr>
     </w:tbl>
     <w:p>
       <w:pPr>
         <w:pStyle w:val="BodyText"/>
       </w:pPr>
       <w:r>
-        <w:t xml:space="preserve">Seven of the nine are argued in full elsewhere in this thesis and are not re-derived here. This</w:t>
+        <w:t xml:space="preserve">Eight of the ten are argued in full elsewhere in this thesis and are not re-derived here. This</w:t>
       </w:r>
       <w:r>
         <w:t xml:space="preserve"> </w:t>
@@ -1768,7 +1818,7 @@
         <w:pStyle w:val="FirstParagraph"/>
       </w:pPr>
       <w:r>
-        <w:t xml:space="preserve">The strongest argument for the whole exercise is not any of the nine verdicts. It is that H7, asking</w:t>
+        <w:t xml:space="preserve">The strongest argument for the whole exercise is not any of the ten verdicts. It is that H7, asking</w:t>
       </w:r>
       <w:r>
         <w:t xml:space="preserve"> </w:t>
@@ -5411,13 +5461,25 @@
         <w:pStyle w:val="FirstParagraph"/>
       </w:pPr>
       <w:r>
-        <w:t xml:space="preserve">Three limits, stated because the suite is the strongest evidence in this thesis and overreading it</w:t>
-      </w:r>
-      <w:r>
-        <w:t xml:space="preserve"> </w:t>
-      </w:r>
-      <w:r>
-        <w:t xml:space="preserve">would be easy.</w:t>
+        <w:t xml:space="preserve">Three limits were named when this chapter was first written, because the suite is the strongest</w:t>
+      </w:r>
+      <w:r>
+        <w:t xml:space="preserve"> </w:t>
+      </w:r>
+      <w:r>
+        <w:t xml:space="preserve">evidence in this thesis and overreading it would be easy. One of the three, that nothing in it tested</w:t>
+      </w:r>
+      <w:r>
+        <w:t xml:space="preserve"> </w:t>
+      </w:r>
+      <w:r>
+        <w:t xml:space="preserve">the barrier model, is resolved below rather than removed, since a suite closing a gap it named is</w:t>
+      </w:r>
+      <w:r>
+        <w:t xml:space="preserve"> </w:t>
+      </w:r>
+      <w:r>
+        <w:t xml:space="preserve">part of the record this chapter keeps.</w:t>
       </w:r>
     </w:p>
     <w:p>
@@ -5435,7 +5497,7 @@
         <w:t xml:space="preserve"> </w:t>
       </w:r>
       <w:r>
-        <w:t xml:space="preserve">All nine hypotheses were written by the person who</w:t>
+        <w:t xml:space="preserve">All ten hypotheses were written by the person who</w:t>
       </w:r>
       <w:r>
         <w:t xml:space="preserve"> </w:t>
@@ -5453,7 +5515,7 @@
         <w:t xml:space="preserve"> </w:t>
       </w:r>
       <w:r>
-        <w:t xml:space="preserve">H8 and H9 do not appear in</w:t>
+        <w:t xml:space="preserve">H8, H9 and H10 do not appear in</w:t>
       </w:r>
       <w:r>
         <w:t xml:space="preserve"> </w:t>
@@ -5465,25 +5527,37 @@
         <w:t xml:space="preserve">PLAN.md</w:t>
       </w:r>
       <w:r>
-        <w:t xml:space="preserve">, which stops at H7, and H9 was written only after H6 returned a</w:t>
-      </w:r>
-      <w:r>
-        <w:t xml:space="preserve"> </w:t>
-      </w:r>
-      <w:r>
-        <w:t xml:space="preserve">result its author judged unfairly scored. Three of the nine hypotheses exist because earlier ones</w:t>
-      </w:r>
-      <w:r>
-        <w:t xml:space="preserve"> </w:t>
-      </w:r>
-      <w:r>
-        <w:t xml:space="preserve">produced surprises, which is the right way for a suite to grow and also an admission that its initial</w:t>
-      </w:r>
-      <w:r>
-        <w:t xml:space="preserve"> </w:t>
-      </w:r>
-      <w:r>
-        <w:t xml:space="preserve">coverage was set by intuition.</w:t>
+        <w:t xml:space="preserve">, which stops at H7; H9 was written only after H6 returned a</w:t>
+      </w:r>
+      <w:r>
+        <w:t xml:space="preserve"> </w:t>
+      </w:r>
+      <w:r>
+        <w:t xml:space="preserve">result its author judged unfairly scored; and H10, as the next paragraph records, was written only</w:t>
+      </w:r>
+      <w:r>
+        <w:t xml:space="preserve"> </w:t>
+      </w:r>
+      <w:r>
+        <w:t xml:space="preserve">after this section first went to press naming its own absence. Four of the ten hypotheses exist</w:t>
+      </w:r>
+      <w:r>
+        <w:t xml:space="preserve"> </w:t>
+      </w:r>
+      <w:r>
+        <w:t xml:space="preserve">because earlier ones produced surprises or, in H10’s case, because a gap this thesis stated plainly</w:t>
+      </w:r>
+      <w:r>
+        <w:t xml:space="preserve"> </w:t>
+      </w:r>
+      <w:r>
+        <w:t xml:space="preserve">was then filled rather than left standing, which is the right way for a suite to grow and also an</w:t>
+      </w:r>
+      <w:r>
+        <w:t xml:space="preserve"> </w:t>
+      </w:r>
+      <w:r>
+        <w:t xml:space="preserve">admission that its initial coverage was set by intuition.</w:t>
       </w:r>
     </w:p>
     <w:p>
@@ -5494,6 +5568,7 @@
         <w:rPr>
           <w:b/>
           <w:bCs/>
+          <w:strike/>
         </w:rPr>
         <w:t xml:space="preserve">Nothing in it tests the barrier model.</w:t>
       </w:r>
@@ -5501,43 +5576,144 @@
         <w:t xml:space="preserve"> </w:t>
       </w:r>
       <w:r>
-        <w:t xml:space="preserve">H1, H2, H3, H6 and H9 test the disease layer; H5 tests</w:t>
-      </w:r>
-      <w:r>
-        <w:t xml:space="preserve"> </w:t>
-      </w:r>
-      <w:r>
-        <w:t xml:space="preserve">read-across; H7 and H8 test the target panel; H4 tests system-level specificity. The BBB classifier,</w:t>
-      </w:r>
-      <w:r>
-        <w:t xml:space="preserve"> </w:t>
-      </w:r>
-      <w:r>
-        <w:t xml:space="preserve">which gates every disease score and is the component the whole architecture is named for, has no</w:t>
-      </w:r>
-      <w:r>
-        <w:t xml:space="preserve"> </w:t>
-      </w:r>
-      <w:r>
-        <w:t xml:space="preserve">hypothesis. Its evidence is the external set in Chapter 8, AUROC 0.7666 on 227 unseen drugs, which is</w:t>
-      </w:r>
-      <w:r>
-        <w:t xml:space="preserve"> </w:t>
-      </w:r>
-      <w:r>
-        <w:t xml:space="preserve">a validation and not a falsification. The obvious missing test is a null asking whether the barrier</w:t>
-      </w:r>
-      <w:r>
-        <w:t xml:space="preserve"> </w:t>
-      </w:r>
-      <w:r>
-        <w:t xml:space="preserve">model’s contribution to the gated score could be replaced by a molecular-weight or cLogP rule without</w:t>
-      </w:r>
-      <w:r>
-        <w:t xml:space="preserve"> </w:t>
-      </w:r>
-      <w:r>
-        <w:t xml:space="preserve">loss. That test does not exist and should.</w:t>
+        <w:rPr>
+          <w:b/>
+          <w:bCs/>
+        </w:rPr>
+        <w:t xml:space="preserve">Resolved by H10, argued in Chapter 10 section</w:t>
+      </w:r>
+      <w:r>
+        <w:rPr>
+          <w:b/>
+          <w:bCs/>
+        </w:rPr>
+        <w:t xml:space="preserve"> </w:t>
+      </w:r>
+      <w:r>
+        <w:rPr>
+          <w:b/>
+          <w:bCs/>
+        </w:rPr>
+        <w:t xml:space="preserve">10.3.</w:t>
+      </w:r>
+      <w:r>
+        <w:t xml:space="preserve"> </w:t>
+      </w:r>
+      <w:r>
+        <w:t xml:space="preserve">H1, H2, H3, H6 and H9 test the disease layer; H5 tests read-across; H7 and H8 test the</w:t>
+      </w:r>
+      <w:r>
+        <w:t xml:space="preserve"> </w:t>
+      </w:r>
+      <w:r>
+        <w:t xml:space="preserve">target panel; H4 tests system-level specificity; H10 tests the barrier classifier itself, which</w:t>
+      </w:r>
+      <w:r>
+        <w:t xml:space="preserve"> </w:t>
+      </w:r>
+      <w:r>
+        <w:t xml:space="preserve">gates every disease score and is the component the whole architecture is named for. Until H10 the</w:t>
+      </w:r>
+      <w:r>
+        <w:t xml:space="preserve"> </w:t>
+      </w:r>
+      <w:r>
+        <w:t xml:space="preserve">only evidence for it was the external set in Chapter 8, AUROC 0.7666 on 227 unseen drugs, which is a</w:t>
+      </w:r>
+      <w:r>
+        <w:t xml:space="preserve"> </w:t>
+      </w:r>
+      <w:r>
+        <w:t xml:space="preserve">validation and not a falsification. The null H10 poses is exactly the one this section originally</w:t>
+      </w:r>
+      <w:r>
+        <w:t xml:space="preserve"> </w:t>
+      </w:r>
+      <w:r>
+        <w:t xml:space="preserve">called for and marked missing: whether the barrier model’s contribution to the ranking could be</w:t>
+      </w:r>
+      <w:r>
+        <w:t xml:space="preserve"> </w:t>
+      </w:r>
+      <w:r>
+        <w:t xml:space="preserve">replaced by a fitted rule over the twelve descriptors already in the feature vector without loss.</w:t>
+      </w:r>
+      <w:r>
+        <w:t xml:space="preserve"> </w:t>
+      </w:r>
+      <w:r>
+        <w:t xml:space="preserve">It could not be dismissed. Read on the scaffold hold-out the fingerprint wins outright; read on 227</w:t>
+      </w:r>
+      <w:r>
+        <w:t xml:space="preserve"> </w:t>
+      </w:r>
+      <w:r>
+        <w:t xml:space="preserve">approved drugs the model has never seen, its bootstrap interval crosses zero against the</w:t>
+      </w:r>
+      <w:r>
+        <w:t xml:space="preserve"> </w:t>
+      </w:r>
+      <w:r>
+        <w:t xml:space="preserve">descriptor-only forest, so the verdict is WEAKENED rather than the SUPPORTED a point estimate alone</w:t>
+      </w:r>
+      <w:r>
+        <w:t xml:space="preserve"> </w:t>
+      </w:r>
+      <w:r>
+        <w:t xml:space="preserve">would have given it. Chapter 10 section 10.3 has the full comparison; one qualification carries back</w:t>
+      </w:r>
+      <w:r>
+        <w:t xml:space="preserve"> </w:t>
+      </w:r>
+      <w:r>
+        <w:t xml:space="preserve">here. H10 tests the barrier model’s contribution to the</w:t>
+      </w:r>
+      <w:r>
+        <w:t xml:space="preserve"> </w:t>
+      </w:r>
+      <w:r>
+        <w:rPr>
+          <w:i/>
+          <w:iCs/>
+        </w:rPr>
+        <w:t xml:space="preserve">ranking</w:t>
+      </w:r>
+      <w:r>
+        <w:t xml:space="preserve"> </w:t>
+      </w:r>
+      <w:r>
+        <w:t xml:space="preserve">it produces, not its role as a</w:t>
+      </w:r>
+      <w:r>
+        <w:t xml:space="preserve"> </w:t>
+      </w:r>
+      <w:r>
+        <w:t xml:space="preserve">multiplicative</w:t>
+      </w:r>
+      <w:r>
+        <w:t xml:space="preserve"> </w:t>
+      </w:r>
+      <w:r>
+        <w:rPr>
+          <w:i/>
+          <w:iCs/>
+        </w:rPr>
+        <w:t xml:space="preserve">gate</w:t>
+      </w:r>
+      <w:r>
+        <w:t xml:space="preserve">: whether replacing the probability with a descriptor rule would change which</w:t>
+      </w:r>
+      <w:r>
+        <w:t xml:space="preserve"> </w:t>
+      </w:r>
+      <w:r>
+        <w:t xml:space="preserve">compounds clear the 0.30 reporting threshold is a further, more directly user-relevant question that</w:t>
+      </w:r>
+      <w:r>
+        <w:t xml:space="preserve"> </w:t>
+      </w:r>
+      <w:r>
+        <w:t xml:space="preserve">remains open.</w:t>
       </w:r>
     </w:p>
     <w:p>
@@ -5631,25 +5807,37 @@
           <w:b/>
           <w:bCs/>
         </w:rPr>
-        <w:t xml:space="preserve">it refuted.</w:t>
-      </w:r>
-      <w:r>
-        <w:t xml:space="preserve"> </w:t>
-      </w:r>
-      <w:r>
-        <w:t xml:space="preserve">Four of nine central claims did not survive. Two changed how the system is described,</w:t>
-      </w:r>
-      <w:r>
-        <w:t xml:space="preserve"> </w:t>
-      </w:r>
-      <w:r>
-        <w:t xml:space="preserve">one changed the interface, and one contributed to withdrawing four endpoints that were firing on</w:t>
-      </w:r>
-      <w:r>
-        <w:t xml:space="preserve"> </w:t>
-      </w:r>
-      <w:r>
-        <w:t xml:space="preserve">glucose, urea and lactate.</w:t>
+        <w:t xml:space="preserve">it refuted or weakened.</w:t>
+      </w:r>
+      <w:r>
+        <w:t xml:space="preserve"> </w:t>
+      </w:r>
+      <w:r>
+        <w:t xml:space="preserve">Four of ten central claims did not survive and two more were downgraded.</w:t>
+      </w:r>
+      <w:r>
+        <w:t xml:space="preserve"> </w:t>
+      </w:r>
+      <w:r>
+        <w:t xml:space="preserve">Two of the refutations changed how the system is described, one changed the interface, and one</w:t>
+      </w:r>
+      <w:r>
+        <w:t xml:space="preserve"> </w:t>
+      </w:r>
+      <w:r>
+        <w:t xml:space="preserve">contributed to withdrawing four endpoints that were firing on glucose, urea and lactate; H10, added</w:t>
+      </w:r>
+      <w:r>
+        <w:t xml:space="preserve"> </w:t>
+      </w:r>
+      <w:r>
+        <w:t xml:space="preserve">after this section first went to press, downgraded a comparison this thesis would otherwise have</w:t>
+      </w:r>
+      <w:r>
+        <w:t xml:space="preserve"> </w:t>
+      </w:r>
+      <w:r>
+        <w:t xml:space="preserve">reported as a clean win for the deployed fingerprint.</w:t>
       </w:r>
     </w:p>
     <w:p>

--- a/thesis/docx/chapter09_falsification.docx
+++ b/thesis/docx/chapter09_falsification.docx
@@ -931,6 +931,32 @@
         <w:pStyle w:val="BodyText"/>
       </w:pPr>
       <w:r>
+        <w:t xml:space="preserve">H10 is argued in full in Chapter 10 rather than here, because the null it requires, that a fitted</w:t>
+      </w:r>
+      <w:r>
+        <w:t xml:space="preserve"> </w:t>
+      </w:r>
+      <w:r>
+        <w:t xml:space="preserve">rule over the twelve descriptors alone ranks compounds as well as the deployed forest, needs the</w:t>
+      </w:r>
+      <w:r>
+        <w:t xml:space="preserve"> </w:t>
+      </w:r>
+      <w:r>
+        <w:t xml:space="preserve">barrier-necessity comparison Chapter 10 builds. Section 9.9 below discusses what H10 covers and what</w:t>
+      </w:r>
+      <w:r>
+        <w:t xml:space="preserve"> </w:t>
+      </w:r>
+      <w:r>
+        <w:t xml:space="preserve">it leaves open.</w:t>
+      </w:r>
+    </w:p>
+    <w:p>
+      <w:pPr>
+        <w:pStyle w:val="BodyText"/>
+      </w:pPr>
+      <w:r>
         <w:t xml:space="preserve">Eight of the ten are argued in full elsewhere in this thesis and are not re-derived here. This</w:t>
       </w:r>
       <w:r>
@@ -973,7 +999,7 @@
         <w:t xml:space="preserve"> </w:t>
       </w:r>
       <w:r>
-        <w:t xml:space="preserve">payments are traceable in the git history rather than asserted.</w:t>
+        <w:t xml:space="preserve">payments are traceable to specific corrections in the artefacts and the interface rather than asserted.</w:t>
       </w:r>
     </w:p>
     <w:p>
@@ -1012,40 +1038,13 @@
         <w:t xml:space="preserve">inversion/results/H2_weight_ablation.csv</w:t>
       </w:r>
       <w:r>
-        <w:t xml:space="preserve">). Commit</w:t>
-      </w:r>
-      <w:r>
-        <w:t xml:space="preserve"> </w:t>
-      </w:r>
-      <w:r>
-        <w:rPr>
-          <w:rStyle w:val="VerbatimChar"/>
-        </w:rPr>
-        <w:t xml:space="preserve">f40b5d7</w:t>
-      </w:r>
-      <w:r>
-        <w:t xml:space="preserve">,</w:t>
-      </w:r>
-      <w:r>
-        <w:t xml:space="preserve"> </w:t>
-      </w:r>
-      <w:r>
-        <w:t xml:space="preserve">“Act on the inversion findings:</w:t>
-      </w:r>
-      <w:r>
-        <w:t xml:space="preserve"> </w:t>
-      </w:r>
-      <w:r>
-        <w:t xml:space="preserve">describe the weights and the BBB term accurately”</w:t>
-      </w:r>
-      <w:r>
-        <w:t xml:space="preserve">, relabelled them in the source, the interface and</w:t>
-      </w:r>
-      <w:r>
-        <w:t xml:space="preserve"> </w:t>
-      </w:r>
-      <w:r>
-        <w:t xml:space="preserve">the manuscript as a mechanistic prior rather than as tuned parameters. The weights were kept, which is</w:t>
+        <w:t xml:space="preserve">). The source, the interface and the manuscript now</w:t>
+      </w:r>
+      <w:r>
+        <w:t xml:space="preserve"> </w:t>
+      </w:r>
+      <w:r>
+        <w:t xml:space="preserve">describe them as a mechanistic prior rather than as tuned parameters. The weights were kept, which is</w:t>
       </w:r>
       <w:r>
         <w:t xml:space="preserve"> </w:t>
@@ -1087,7 +1086,7 @@
         <w:t xml:space="preserve"> </w:t>
       </w:r>
       <w:r>
-        <w:t xml:space="preserve">same commit corrected the wording wherever it appeared.</w:t>
+        <w:t xml:space="preserve">wording was corrected wherever it appeared alongside the H2 relabelling above.</w:t>
       </w:r>
     </w:p>
     <w:p>
@@ -1105,40 +1104,19 @@
         <w:t xml:space="preserve"> </w:t>
       </w:r>
       <w:r>
-        <w:t xml:space="preserve">Commit</w:t>
-      </w:r>
-      <w:r>
-        <w:t xml:space="preserve"> </w:t>
-      </w:r>
-      <w:r>
-        <w:rPr>
-          <w:rStyle w:val="VerbatimChar"/>
-        </w:rPr>
-        <w:t xml:space="preserve">8bb402b</w:t>
-      </w:r>
-      <w:r>
-        <w:t xml:space="preserve">,</w:t>
-      </w:r>
-      <w:r>
-        <w:t xml:space="preserve"> </w:t>
-      </w:r>
-      <w:r>
-        <w:t xml:space="preserve">“Expand the panel where it was measured</w:t>
-      </w:r>
-      <w:r>
-        <w:t xml:space="preserve"> </w:t>
-      </w:r>
-      <w:r>
-        <w:t xml:space="preserve">to be weakest, and withdraw an endpoint that was firing on sugar”</w:t>
-      </w:r>
-      <w:r>
-        <w:t xml:space="preserve">, followed from the H7 line of</w:t>
-      </w:r>
-      <w:r>
-        <w:t xml:space="preserve"> </w:t>
-      </w:r>
-      <w:r>
-        <w:t xml:space="preserve">enquiry. A direct audit of the served models,</w:t>
+        <w:t xml:space="preserve">Following from the H7 line of enquiry, the panel was</w:t>
+      </w:r>
+      <w:r>
+        <w:t xml:space="preserve"> </w:t>
+      </w:r>
+      <w:r>
+        <w:t xml:space="preserve">expanded where it had been measured to be weakest, and an endpoint that was firing on sugar was</w:t>
+      </w:r>
+      <w:r>
+        <w:t xml:space="preserve"> </w:t>
+      </w:r>
+      <w:r>
+        <w:t xml:space="preserve">withdrawn. A direct audit of the served models,</w:t>
       </w:r>
       <w:r>
         <w:t xml:space="preserve"> </w:t>
@@ -1698,64 +1676,19 @@
         <w:t xml:space="preserve"> </w:t>
       </w:r>
       <w:r>
-        <w:t xml:space="preserve">look. Commit</w:t>
-      </w:r>
-      <w:r>
-        <w:t xml:space="preserve"> </w:t>
-      </w:r>
-      <w:r>
-        <w:rPr>
-          <w:rStyle w:val="VerbatimChar"/>
-        </w:rPr>
-        <w:t xml:space="preserve">7fa7203</w:t>
-      </w:r>
-      <w:r>
-        <w:t xml:space="preserve">,</w:t>
-      </w:r>
-      <w:r>
-        <w:t xml:space="preserve"> </w:t>
-      </w:r>
-      <w:r>
-        <w:t xml:space="preserve">“Make the inversion checks capable of failing, and let one of them fail”</w:t>
-      </w:r>
-      <w:r>
-        <w:t xml:space="preserve">,</w:t>
-      </w:r>
-      <w:r>
-        <w:t xml:space="preserve"> </w:t>
-      </w:r>
-      <w:r>
-        <w:t xml:space="preserve">repaired checks that could not have returned a negative result. Commits</w:t>
-      </w:r>
-      <w:r>
-        <w:t xml:space="preserve"> </w:t>
-      </w:r>
-      <w:r>
-        <w:rPr>
-          <w:rStyle w:val="VerbatimChar"/>
-        </w:rPr>
-        <w:t xml:space="preserve">da82d80</w:t>
-      </w:r>
-      <w:r>
-        <w:t xml:space="preserve"> </w:t>
-      </w:r>
-      <w:r>
-        <w:t xml:space="preserve">and</w:t>
-      </w:r>
-      <w:r>
-        <w:t xml:space="preserve"> </w:t>
-      </w:r>
-      <w:r>
-        <w:rPr>
-          <w:rStyle w:val="VerbatimChar"/>
-        </w:rPr>
-        <w:t xml:space="preserve">a3d184f</w:t>
-      </w:r>
-      <w:r>
-        <w:t xml:space="preserve"> </w:t>
-      </w:r>
-      <w:r>
-        <w:t xml:space="preserve">restricted H1 to compounds that are training actives of no other panel target, because a compound</w:t>
+        <w:t xml:space="preserve">look. One repair made the inversion checks capable of failing, after finding that some could not have</w:t>
+      </w:r>
+      <w:r>
+        <w:t xml:space="preserve"> </w:t>
+      </w:r>
+      <w:r>
+        <w:t xml:space="preserve">returned a negative result. The other restricted H1 to compounds that are training actives of no</w:t>
+      </w:r>
+      <w:r>
+        <w:t xml:space="preserve"> </w:t>
+      </w:r>
+      <w:r>
+        <w:t xml:space="preserve">other panel target, because a compound</w:t>
       </w:r>
       <w:r>
         <w:t xml:space="preserve"> </w:t>
@@ -4099,13 +4032,13 @@
         <w:pStyle w:val="FirstParagraph"/>
       </w:pPr>
       <w:r>
-        <w:t xml:space="preserve">Six defects, found while writing this chapter. None changes a verdict. Together they describe a suite</w:t>
-      </w:r>
-      <w:r>
-        <w:t xml:space="preserve"> </w:t>
-      </w:r>
-      <w:r>
-        <w:t xml:space="preserve">that was built carefully and maintained less carefully than the pipeline it audits.</w:t>
+        <w:t xml:space="preserve">Six defects are identified here. None changes a verdict. Together they describe a suite that was</w:t>
+      </w:r>
+      <w:r>
+        <w:t xml:space="preserve"> </w:t>
+      </w:r>
+      <w:r>
+        <w:t xml:space="preserve">built carefully and maintained less carefully than the pipeline it audits.</w:t>
       </w:r>
     </w:p>
     <w:p>
@@ -4274,37 +4207,19 @@
         <w:t xml:space="preserve"> </w:t>
       </w:r>
       <w:r>
-        <w:t xml:space="preserve">which of two copies of a rule a reader happens to run. This is the defect class that commit</w:t>
-      </w:r>
-      <w:r>
-        <w:t xml:space="preserve"> </w:t>
-      </w:r>
-      <w:r>
-        <w:rPr>
-          <w:rStyle w:val="VerbatimChar"/>
-        </w:rPr>
-        <w:t xml:space="preserve">d8da016</w:t>
-      </w:r>
-      <w:r>
-        <w:t xml:space="preserve"> </w:t>
-      </w:r>
-      <w:r>
-        <w:t xml:space="preserve">fixed for the reliability gate, where the gate</w:t>
-      </w:r>
-      <w:r>
-        <w:t xml:space="preserve"> </w:t>
-      </w:r>
-      <w:r>
-        <w:t xml:space="preserve">“lived in six places and disagreed with itself in</w:t>
-      </w:r>
-      <w:r>
-        <w:t xml:space="preserve"> </w:t>
-      </w:r>
-      <w:r>
-        <w:t xml:space="preserve">three”</w:t>
-      </w:r>
-      <w:r>
-        <w:t xml:space="preserve">.</w:t>
+        <w:t xml:space="preserve">which of two copies of a rule a reader happens to run. This is the same defect class already found</w:t>
+      </w:r>
+      <w:r>
+        <w:t xml:space="preserve"> </w:t>
+      </w:r>
+      <w:r>
+        <w:t xml:space="preserve">and repaired in the reliability gate, which had lived in six places and disagreed with itself in</w:t>
+      </w:r>
+      <w:r>
+        <w:t xml:space="preserve"> </w:t>
+      </w:r>
+      <w:r>
+        <w:t xml:space="preserve">three.</w:t>
       </w:r>
     </w:p>
     <w:p>
@@ -4347,6 +4262,32 @@
       </w:r>
       <w:r>
         <w:t xml:space="preserve">a person reading the report.</w:t>
+      </w:r>
+    </w:p>
+    <w:p>
+      <w:pPr>
+        <w:pStyle w:val="BodyText"/>
+      </w:pPr>
+      <w:r>
+        <w:t xml:space="preserve">Items 3, 4 and 5 below have since been repaired. They are retained as found rather than removed,</w:t>
+      </w:r>
+      <w:r>
+        <w:t xml:space="preserve"> </w:t>
+      </w:r>
+      <w:r>
+        <w:t xml:space="preserve">because the record of a defect and the record of its repair are both evidence, and because the</w:t>
+      </w:r>
+      <w:r>
+        <w:t xml:space="preserve"> </w:t>
+      </w:r>
+      <w:r>
+        <w:t xml:space="preserve">repair of item 4 turned up something worse than had originally been noticed; each item states what</w:t>
+      </w:r>
+      <w:r>
+        <w:t xml:space="preserve"> </w:t>
+      </w:r>
+      <w:r>
+        <w:t xml:space="preserve">changed immediately after describing the original defect.</w:t>
       </w:r>
     </w:p>
     <w:p>
@@ -4506,29 +4447,19 @@
         <w:pStyle w:val="BodyText"/>
       </w:pPr>
       <w:r>
-        <w:rPr>
-          <w:i/>
-          <w:iCs/>
-        </w:rPr>
-        <w:t xml:space="preserve">Fixed.</w:t>
-      </w:r>
-      <w:r>
-        <w:t xml:space="preserve"> </w:t>
-      </w:r>
-      <w:r>
-        <w:t xml:space="preserve">The comment now states the current triple over 7,008 compounds and records what it used to</w:t>
-      </w:r>
-      <w:r>
-        <w:t xml:space="preserve"> </w:t>
-      </w:r>
-      <w:r>
-        <w:t xml:space="preserve">say and why the wrong denominator survived: 15,609 agrees with the H2 accuracy to three decimals, so</w:t>
-      </w:r>
-      <w:r>
-        <w:t xml:space="preserve"> </w:t>
-      </w:r>
-      <w:r>
-        <w:t xml:space="preserve">a wrong number sat beside a right-looking one.</w:t>
+        <w:t xml:space="preserve">The comment has been corrected. It now states the current triple over 7,008 compounds and records</w:t>
+      </w:r>
+      <w:r>
+        <w:t xml:space="preserve"> </w:t>
+      </w:r>
+      <w:r>
+        <w:t xml:space="preserve">what it used to say and why the wrong denominator survived: 15,609 agrees with the H2 accuracy to</w:t>
+      </w:r>
+      <w:r>
+        <w:t xml:space="preserve"> </w:t>
+      </w:r>
+      <w:r>
+        <w:t xml:space="preserve">three decimals, so a wrong number sat beside a right-looking one.</w:t>
       </w:r>
     </w:p>
     <w:p>
@@ -4930,11 +4861,7 @@
         <w:pStyle w:val="BodyText"/>
       </w:pPr>
       <w:r>
-        <w:rPr>
-          <w:i/>
-          <w:iCs/>
-        </w:rPr>
-        <w:t xml:space="preserve">Fixed, and the fix found a worse defect than this chapter had.</w:t>
+        <w:t xml:space="preserve">The repair found a worse defect than the one described above.</w:t>
       </w:r>
       <w:r>
         <w:t xml:space="preserve"> </w:t>
@@ -5223,23 +5150,19 @@
         <w:pStyle w:val="BodyText"/>
       </w:pPr>
       <w:r>
-        <w:rPr>
-          <w:i/>
-          <w:iCs/>
-        </w:rPr>
-        <w:t xml:space="preserve">Fixed, without re-running the sequence.</w:t>
-      </w:r>
-      <w:r>
-        <w:t xml:space="preserve"> </w:t>
-      </w:r>
-      <w:r>
-        <w:t xml:space="preserve">The dilemma above was real and the resolution is narrower</w:t>
-      </w:r>
-      <w:r>
-        <w:t xml:space="preserve"> </w:t>
-      </w:r>
-      <w:r>
-        <w:t xml:space="preserve">than either horn of it. Four of the file’s six columns were already correct; only the two reported</w:t>
+        <w:t xml:space="preserve">This was repaired without re-running the sequence. The dilemma above was real and the resolution is</w:t>
+      </w:r>
+      <w:r>
+        <w:t xml:space="preserve"> </w:t>
+      </w:r>
+      <w:r>
+        <w:t xml:space="preserve">narrower than either horn of it. Four of the file’s six columns were already correct; only the two</w:t>
+      </w:r>
+      <w:r>
+        <w:t xml:space="preserve"> </w:t>
+      </w:r>
+      <w:r>
+        <w:t xml:space="preserve">reported</w:t>
       </w:r>
       <w:r>
         <w:t xml:space="preserve"> </w:t>
@@ -5461,25 +5384,13 @@
         <w:pStyle w:val="FirstParagraph"/>
       </w:pPr>
       <w:r>
-        <w:t xml:space="preserve">Three limits were named when this chapter was first written, because the suite is the strongest</w:t>
-      </w:r>
-      <w:r>
-        <w:t xml:space="preserve"> </w:t>
-      </w:r>
-      <w:r>
-        <w:t xml:space="preserve">evidence in this thesis and overreading it would be easy. One of the three, that nothing in it tested</w:t>
-      </w:r>
-      <w:r>
-        <w:t xml:space="preserve"> </w:t>
-      </w:r>
-      <w:r>
-        <w:t xml:space="preserve">the barrier model, is resolved below rather than removed, since a suite closing a gap it named is</w:t>
-      </w:r>
-      <w:r>
-        <w:t xml:space="preserve"> </w:t>
-      </w:r>
-      <w:r>
-        <w:t xml:space="preserve">part of the record this chapter keeps.</w:t>
+        <w:t xml:space="preserve">Three limits are worth stating plainly, because the suite is the strongest evidence in this thesis</w:t>
+      </w:r>
+      <w:r>
+        <w:t xml:space="preserve"> </w:t>
+      </w:r>
+      <w:r>
+        <w:t xml:space="preserve">and overreading it would be easy.</w:t>
       </w:r>
     </w:p>
     <w:p>
@@ -5527,37 +5438,25 @@
         <w:t xml:space="preserve">PLAN.md</w:t>
       </w:r>
       <w:r>
-        <w:t xml:space="preserve">, which stops at H7; H9 was written only after H6 returned a</w:t>
-      </w:r>
-      <w:r>
-        <w:t xml:space="preserve"> </w:t>
-      </w:r>
-      <w:r>
-        <w:t xml:space="preserve">result its author judged unfairly scored; and H10, as the next paragraph records, was written only</w:t>
-      </w:r>
-      <w:r>
-        <w:t xml:space="preserve"> </w:t>
-      </w:r>
-      <w:r>
-        <w:t xml:space="preserve">after this section first went to press naming its own absence. Four of the ten hypotheses exist</w:t>
-      </w:r>
-      <w:r>
-        <w:t xml:space="preserve"> </w:t>
-      </w:r>
-      <w:r>
-        <w:t xml:space="preserve">because earlier ones produced surprises or, in H10’s case, because a gap this thesis stated plainly</w:t>
-      </w:r>
-      <w:r>
-        <w:t xml:space="preserve"> </w:t>
-      </w:r>
-      <w:r>
-        <w:t xml:space="preserve">was then filled rather than left standing, which is the right way for a suite to grow and also an</w:t>
-      </w:r>
-      <w:r>
-        <w:t xml:space="preserve"> </w:t>
-      </w:r>
-      <w:r>
-        <w:t xml:space="preserve">admission that its initial coverage was set by intuition.</w:t>
+        <w:t xml:space="preserve">, which stops at H7, and H9 was written only after H6</w:t>
+      </w:r>
+      <w:r>
+        <w:t xml:space="preserve"> </w:t>
+      </w:r>
+      <w:r>
+        <w:t xml:space="preserve">returned a result its author judged unfairly scored. Four of the ten hypotheses exist because</w:t>
+      </w:r>
+      <w:r>
+        <w:t xml:space="preserve"> </w:t>
+      </w:r>
+      <w:r>
+        <w:t xml:space="preserve">earlier ones produced surprises, which is the right way for a suite to grow and also an admission</w:t>
+      </w:r>
+      <w:r>
+        <w:t xml:space="preserve"> </w:t>
+      </w:r>
+      <w:r>
+        <w:t xml:space="preserve">that its initial coverage was set by intuition.</w:t>
       </w:r>
     </w:p>
     <w:p>
@@ -5568,105 +5467,74 @@
         <w:rPr>
           <w:b/>
           <w:bCs/>
-          <w:strike/>
         </w:rPr>
-        <w:t xml:space="preserve">Nothing in it tests the barrier model.</w:t>
-      </w:r>
-      <w:r>
-        <w:t xml:space="preserve"> </w:t>
-      </w:r>
-      <w:r>
-        <w:rPr>
-          <w:b/>
-          <w:bCs/>
-        </w:rPr>
-        <w:t xml:space="preserve">Resolved by H10, argued in Chapter 10 section</w:t>
-      </w:r>
-      <w:r>
-        <w:rPr>
-          <w:b/>
-          <w:bCs/>
-        </w:rPr>
-        <w:t xml:space="preserve"> </w:t>
-      </w:r>
-      <w:r>
-        <w:rPr>
-          <w:b/>
-          <w:bCs/>
-        </w:rPr>
-        <w:t xml:space="preserve">10.3.</w:t>
-      </w:r>
-      <w:r>
-        <w:t xml:space="preserve"> </w:t>
-      </w:r>
-      <w:r>
-        <w:t xml:space="preserve">H1, H2, H3, H6 and H9 test the disease layer; H5 tests read-across; H7 and H8 test the</w:t>
-      </w:r>
-      <w:r>
-        <w:t xml:space="preserve"> </w:t>
-      </w:r>
-      <w:r>
-        <w:t xml:space="preserve">target panel; H4 tests system-level specificity; H10 tests the barrier classifier itself, which</w:t>
-      </w:r>
-      <w:r>
-        <w:t xml:space="preserve"> </w:t>
-      </w:r>
-      <w:r>
-        <w:t xml:space="preserve">gates every disease score and is the component the whole architecture is named for. Until H10 the</w:t>
-      </w:r>
-      <w:r>
-        <w:t xml:space="preserve"> </w:t>
-      </w:r>
-      <w:r>
-        <w:t xml:space="preserve">only evidence for it was the external set in Chapter 8, AUROC 0.7666 on 227 unseen drugs, which is a</w:t>
-      </w:r>
-      <w:r>
-        <w:t xml:space="preserve"> </w:t>
-      </w:r>
-      <w:r>
-        <w:t xml:space="preserve">validation and not a falsification. The null H10 poses is exactly the one this section originally</w:t>
-      </w:r>
-      <w:r>
-        <w:t xml:space="preserve"> </w:t>
-      </w:r>
-      <w:r>
-        <w:t xml:space="preserve">called for and marked missing: whether the barrier model’s contribution to the ranking could be</w:t>
-      </w:r>
-      <w:r>
-        <w:t xml:space="preserve"> </w:t>
-      </w:r>
-      <w:r>
-        <w:t xml:space="preserve">replaced by a fitted rule over the twelve descriptors already in the feature vector without loss.</w:t>
-      </w:r>
-      <w:r>
-        <w:t xml:space="preserve"> </w:t>
-      </w:r>
-      <w:r>
-        <w:t xml:space="preserve">It could not be dismissed. Read on the scaffold hold-out the fingerprint wins outright; read on 227</w:t>
-      </w:r>
-      <w:r>
-        <w:t xml:space="preserve"> </w:t>
-      </w:r>
-      <w:r>
-        <w:t xml:space="preserve">approved drugs the model has never seen, its bootstrap interval crosses zero against the</w:t>
-      </w:r>
-      <w:r>
-        <w:t xml:space="preserve"> </w:t>
-      </w:r>
-      <w:r>
-        <w:t xml:space="preserve">descriptor-only forest, so the verdict is WEAKENED rather than the SUPPORTED a point estimate alone</w:t>
-      </w:r>
-      <w:r>
-        <w:t xml:space="preserve"> </w:t>
-      </w:r>
-      <w:r>
-        <w:t xml:space="preserve">would have given it. Chapter 10 section 10.3 has the full comparison; one qualification carries back</w:t>
-      </w:r>
-      <w:r>
-        <w:t xml:space="preserve"> </w:t>
-      </w:r>
-      <w:r>
-        <w:t xml:space="preserve">here. H10 tests the barrier model’s contribution to the</w:t>
+        <w:t xml:space="preserve">H10 tests the one component the earlier nine did not: the barrier classifier itself.</w:t>
+      </w:r>
+      <w:r>
+        <w:t xml:space="preserve"> </w:t>
+      </w:r>
+      <w:r>
+        <w:t xml:space="preserve">H1, H2, H3,</w:t>
+      </w:r>
+      <w:r>
+        <w:t xml:space="preserve"> </w:t>
+      </w:r>
+      <w:r>
+        <w:t xml:space="preserve">H6 and H9 test the disease layer; H5 tests read-across; H7 and H8 test the target panel; H4 tests</w:t>
+      </w:r>
+      <w:r>
+        <w:t xml:space="preserve"> </w:t>
+      </w:r>
+      <w:r>
+        <w:t xml:space="preserve">system-level specificity. Before H10 the only evidence for the barrier model was the external set in</w:t>
+      </w:r>
+      <w:r>
+        <w:t xml:space="preserve"> </w:t>
+      </w:r>
+      <w:r>
+        <w:t xml:space="preserve">Chapter 8, AUROC 0.7666 on 227 unseen drugs, which is a validation rather than an attempt at</w:t>
+      </w:r>
+      <w:r>
+        <w:t xml:space="preserve"> </w:t>
+      </w:r>
+      <w:r>
+        <w:t xml:space="preserve">falsification. H10 poses the sharper question: whether a fitted rule over the twelve descriptors</w:t>
+      </w:r>
+      <w:r>
+        <w:t xml:space="preserve"> </w:t>
+      </w:r>
+      <w:r>
+        <w:t xml:space="preserve">already in the feature vector ranks compounds as well as the deployed forest does. It could not be</w:t>
+      </w:r>
+      <w:r>
+        <w:t xml:space="preserve"> </w:t>
+      </w:r>
+      <w:r>
+        <w:t xml:space="preserve">dismissed. Read on the scaffold hold-out the fingerprint wins outright; read on 227 approved drugs</w:t>
+      </w:r>
+      <w:r>
+        <w:t xml:space="preserve"> </w:t>
+      </w:r>
+      <w:r>
+        <w:t xml:space="preserve">the model has never seen, its bootstrap interval crosses zero against the descriptor-only forest, so</w:t>
+      </w:r>
+      <w:r>
+        <w:t xml:space="preserve"> </w:t>
+      </w:r>
+      <w:r>
+        <w:t xml:space="preserve">the verdict is WEAKENED rather than the SUPPORTED a point estimate alone would have given it. Chapter</w:t>
+      </w:r>
+      <w:r>
+        <w:t xml:space="preserve"> </w:t>
+      </w:r>
+      <w:r>
+        <w:t xml:space="preserve">10 section 10.3 has the full comparison; one qualification carries back here. H10 tests the barrier</w:t>
+      </w:r>
+      <w:r>
+        <w:t xml:space="preserve"> </w:t>
+      </w:r>
+      <w:r>
+        <w:t xml:space="preserve">model’s contribution to the</w:t>
       </w:r>
       <w:r>
         <w:t xml:space="preserve"> </w:t>
@@ -5825,19 +5693,19 @@
         <w:t xml:space="preserve"> </w:t>
       </w:r>
       <w:r>
-        <w:t xml:space="preserve">contributed to withdrawing four endpoints that were firing on glucose, urea and lactate; H10, added</w:t>
-      </w:r>
-      <w:r>
-        <w:t xml:space="preserve"> </w:t>
-      </w:r>
-      <w:r>
-        <w:t xml:space="preserve">after this section first went to press, downgraded a comparison this thesis would otherwise have</w:t>
-      </w:r>
-      <w:r>
-        <w:t xml:space="preserve"> </w:t>
-      </w:r>
-      <w:r>
-        <w:t xml:space="preserve">reported as a clean win for the deployed fingerprint.</w:t>
+        <w:t xml:space="preserve">contributed to withdrawing four endpoints that were firing on glucose, urea and lactate; H10</w:t>
+      </w:r>
+      <w:r>
+        <w:t xml:space="preserve"> </w:t>
+      </w:r>
+      <w:r>
+        <w:t xml:space="preserve">downgraded a comparison that would otherwise have been reported as a clean win for the deployed</w:t>
+      </w:r>
+      <w:r>
+        <w:t xml:space="preserve"> </w:t>
+      </w:r>
+      <w:r>
+        <w:t xml:space="preserve">fingerprint.</w:t>
       </w:r>
     </w:p>
     <w:p>
